--- a/daily-reports/2026-09-19/report.docx
+++ b/daily-reports/2026-09-19/report.docx
@@ -28,28 +28,28 @@
         <w:pStyle w:val="Heading2"/>
       </w:pPr>
       <w:r>
-        <w:t>1. browser-use/jev-ultrafast  ⭐ 5,959</w:t>
+        <w:t>1. browser-use/jev-ultrafast  ⭐ 6,014</w:t>
       </w:r>
     </w:p>
     <w:p>
       <w:r>
-        <w:t>语言：Python ｜ Stars：5,959 ｜ Forks：381</w:t>
+        <w:t>语言：Python ｜ Stars：6,014 ｜ Forks：383</w:t>
         <w:br/>
       </w:r>
       <w:r>
-        <w:t>这是什么：这是一个用 Python 编写的超快速工具，具体功能未详细说明，但从名字和描述看，它可能专注于提供极速的浏览器操作或数据处理能力。</w:t>
+        <w:t>这是什么：这是一个用 Python 编写的超高速工具，具体功能未详细说明，但从名字和描述看，它专注于提供极快的速度体验。</w:t>
         <w:br/>
       </w:r>
       <w:r>
-        <w:t>能用来做什么：适合需要快速执行重复性浏览器任务或数据抓取的场景，比如自动化测试或信息收集。</w:t>
+        <w:t>能用来做什么：可能用于需要快速处理的任务，比如数据抓取或自动化操作，但具体场景需进一步了解。</w:t>
         <w:br/>
       </w:r>
       <w:r>
-        <w:t>适用领域：网页自动化、数据采集、效率工具</w:t>
+        <w:t>适用领域：网页自动化、数据处理、性能优化</w:t>
         <w:br/>
       </w:r>
       <w:r>
-        <w:t>对新手有什么帮助：如果你对自动化感兴趣，可以学习如何用 Python 实现快速操作，但需要一定编程基础。</w:t>
+        <w:t>对新手有什么帮助：如果你对速度有极致要求，可以关注这个项目，但新手可能需要更多文档来理解其用途。</w:t>
         <w:br/>
       </w:r>
       <w:r>
@@ -61,28 +61,28 @@
         <w:pStyle w:val="Heading2"/>
       </w:pPr>
       <w:r>
-        <w:t>2. tamaratran/fast-jev-compaction  ⭐ 3,497</w:t>
+        <w:t>2. tamaratran/fast-jev-compaction  ⭐ 3,523</w:t>
       </w:r>
     </w:p>
     <w:p>
       <w:r>
-        <w:t>语言：TypeScript ｜ Stars：3,497 ｜ Forks：182</w:t>
+        <w:t>语言：TypeScript ｜ Stars：3,523 ｜ Forks：184</w:t>
         <w:br/>
       </w:r>
       <w:r>
-        <w:t>这是什么：这是一个 Claude Code 插件，用 TypeScript 编写，它通过快速评分来决定保留哪些工具调用和结果，丢弃或截断过时的内容，保留的则原样保存。</w:t>
+        <w:t>这是什么：这是一个 Claude Code 插件，用 TypeScript 编写，它通过快速评分来决定保留哪些工具调用和结果，丢弃或截断过时的内容，保留的部分原样保留。</w:t>
         <w:br/>
       </w:r>
       <w:r>
-        <w:t>能用来做什么：可以用于优化 AI 编程助手的工作流程，减少冗余信息，提高响应速度。</w:t>
+        <w:t>能用来做什么：用于优化 Claude Code 的对话历史，减少冗余信息，提升响应速度，适合需要高效管理对话上下文的开发者。</w:t>
         <w:br/>
       </w:r>
       <w:r>
-        <w:t>适用领域：AI 辅助编程、开发工具、代码优化</w:t>
+        <w:t>适用领域：AI 助手开发、对话系统、代码辅助工具</w:t>
         <w:br/>
       </w:r>
       <w:r>
-        <w:t>对新手有什么帮助：适合对 AI 编程助手感兴趣的开发者，能了解如何通过插件提升效率。</w:t>
+        <w:t>对新手有什么帮助：如果你在使用 Claude Code 并希望提高其效率，这个插件可以帮你自动清理无用信息，让对话更流畅。</w:t>
         <w:br/>
       </w:r>
       <w:r>
@@ -94,28 +94,28 @@
         <w:pStyle w:val="Heading2"/>
       </w:pPr>
       <w:r>
-        <w:t>3. TheoLeeCJ/SemIf  ⭐ 1,649</w:t>
+        <w:t>3. TheoLeeCJ/SemIf  ⭐ 1,656</w:t>
       </w:r>
     </w:p>
     <w:p>
       <w:r>
-        <w:t>语言：Python ｜ Stars：1,649 ｜ Forks：108</w:t>
+        <w:t>语言：Python ｜ Stars：1,656 ｜ Forks：109</w:t>
         <w:br/>
       </w:r>
       <w:r>
-        <w:t>这是什么：这是一个 Python 项目，能在家庭 3090 显卡上运行开放模型的语义 if 判断，独立开发，与 Jev 或 TypeSafe 无关。</w:t>
+        <w:t>这是什么：这是一个 Python 项目，能在家里用 3090 显卡运行开放模型的语义 if 判断，独立开发，与 Jev 或 TypeSafe 无关。</w:t>
         <w:br/>
       </w:r>
       <w:r>
-        <w:t>能用来做什么：可以用于本地运行 AI 模型进行条件判断，比如智能家居或自动化决策。</w:t>
+        <w:t>能用来做什么：可以用于本地运行 AI 模型进行条件判断，比如自动化决策或智能家居控制。</w:t>
         <w:br/>
       </w:r>
       <w:r>
-        <w:t>适用领域：AI 应用、本地模型部署、智能决策</w:t>
+        <w:t>适用领域：AI 应用、本地模型部署、自动化决策</w:t>
         <w:br/>
       </w:r>
       <w:r>
-        <w:t>对新手有什么帮助：适合想在家用显卡上跑 AI 模型的爱好者，学习语义理解和条件判断的实现。</w:t>
+        <w:t>对新手有什么帮助：适合想在家用显卡跑 AI 模型的新手，学习如何部署和运用开放模型进行语义判断。</w:t>
         <w:br/>
       </w:r>
       <w:r>
@@ -127,12 +127,12 @@
         <w:pStyle w:val="Heading2"/>
       </w:pPr>
       <w:r>
-        <w:t>4. mcncarl/jianying-headless  ⭐ 1,166</w:t>
+        <w:t>4. mcncarl/jianying-headless  ⭐ 1,174</w:t>
       </w:r>
     </w:p>
     <w:p>
       <w:r>
-        <w:t>语言：Python ｜ Stars：1,166 ｜ Forks：539</w:t>
+        <w:t>语言：Python ｜ Stars：1,174 ｜ Forks：547</w:t>
         <w:br/>
       </w:r>
       <w:r>
@@ -140,7 +140,7 @@
         <w:br/>
       </w:r>
       <w:r>
-        <w:t>能用来做什么：可以用于自动化视频编辑，比如批量处理剪映草稿或集成到其他工作流中。</w:t>
+        <w:t>能用来做什么：可以用于自动化处理剪映视频草稿，比如批量编辑或导出，适合视频创作者和自动化流程开发者。</w:t>
         <w:br/>
       </w:r>
       <w:r>
@@ -148,7 +148,7 @@
         <w:br/>
       </w:r>
       <w:r>
-        <w:t>对新手有什么帮助：适合视频创作者或开发者，能学习如何用代码控制视频编辑流程。</w:t>
+        <w:t>对新手有什么帮助：如果你经常用剪映，这个项目能帮你自动化重复操作，但需要一定编程基础。</w:t>
         <w:br/>
       </w:r>
       <w:r>
@@ -160,12 +160,12 @@
         <w:pStyle w:val="Heading2"/>
       </w:pPr>
       <w:r>
-        <w:t>5. robbietilton/Compositor  ⭐ 937</w:t>
+        <w:t>5. robbietilton/Compositor  ⭐ 987</w:t>
       </w:r>
     </w:p>
     <w:p>
       <w:r>
-        <w:t>语言：Swift ｜ Stars：937 ｜ Forks：114</w:t>
+        <w:t>语言：Swift ｜ Stars：987 ｜ Forks：117</w:t>
         <w:br/>
       </w:r>
       <w:r>
@@ -173,15 +173,15 @@
         <w:br/>
       </w:r>
       <w:r>
-        <w:t>能用来做什么：可以用于在 Mac 上进行图片处理、设计等工作，无需购买 Photoshop。</w:t>
+        <w:t>能用来做什么：可以用于在 Mac 上进行图片编辑、合成和处理，适合设计师和摄影爱好者。</w:t>
         <w:br/>
       </w:r>
       <w:r>
-        <w:t>适用领域：图像处理、平面设计、Mac 应用</w:t>
+        <w:t>适用领域：图像处理、平面设计、摄影后期</w:t>
         <w:br/>
       </w:r>
       <w:r>
-        <w:t>对新手有什么帮助：适合 Mac 用户和设计爱好者，可以免费使用并学习图像编辑软件的基本操作。</w:t>
+        <w:t>对新手有什么帮助：如果你需要免费的 Mac 图像编辑工具，可以尝试这个项目，但可能需要学习基本操作。</w:t>
         <w:br/>
       </w:r>
       <w:r>
@@ -220,7 +220,7 @@
       </w:r>
       <w:r>
         <w:br/>
-        <w:t>摘要：ZCode（GLM 编程智能体）被曝在用户不知情的情况下上传 Git 历史记录，引发对 AI 编程工具隐私与数据安全的担忧。该事件提醒开发者在使用第三方 AI 工具时需警惕代码仓库等敏感信息的泄露风险。</w:t>
+        <w:t>摘要：GLM 编程智能体 ZCode 被曝在用户不知情的情况下上传 Git 历史记录，引发对 AI 编程工具隐私与数据安全的担忧。</w:t>
       </w:r>
     </w:p>
     <w:p>
@@ -231,7 +231,7 @@
         <w:t>How OpenAI Used Its Own LLMs to Design Its Jalapeño Chip</w:t>
       </w:r>
       <w:r>
-        <w:t>（👍 94）</w:t>
+        <w:t>（👍 98）</w:t>
       </w:r>
       <w:r>
         <w:br/>
@@ -239,7 +239,7 @@
       </w:r>
       <w:r>
         <w:br/>
-        <w:t>摘要：OpenAI 利用自家大语言模型设计了一款名为 Jalapeño 的芯片，展示了 LLM 在硬件设计领域的应用潜力。这标志着 AI 正从辅助软件向辅助硬件设计延伸，可能加速芯片研发流程。</w:t>
+        <w:t>摘要：OpenAI 披露其自研 Jalapeño 芯片的设计过程中使用了自家大语言模型辅助，展示了 AI 在芯片设计领域的实际应用潜力。</w:t>
       </w:r>
     </w:p>
     <w:p>
@@ -263,7 +263,7 @@
       </w:r>
       <w:r>
         <w:br/>
-        <w:t>摘要：无问芯穹与华环电子达成战略合作，共同探索国产异构算力 AI 基础设施的新方向。此次合作旨在整合双方优势，推动国产算力生态建设，为 AI 大模型训练与推理提供更高效的底层支持。</w:t>
+        <w:t>摘要：无问芯穹与华环电子达成战略合作，双方将共同探索基于国产异构算力的 AI 基础设施新方向，推动国产算力生态建设。</w:t>
       </w:r>
     </w:p>
     <w:p>
@@ -287,7 +287,7 @@
       </w:r>
       <w:r>
         <w:br/>
-        <w:t>摘要：北京艺术与科技周盛大启幕，聚焦艺术与科技的跨界融合。活动展示了 AI、虚拟现实等前沿技术在艺术创作中的应用，体现了科技赋能文化创意产业的新趋势。</w:t>
+        <w:t>摘要：北京艺术与科技周正式启幕，活动聚焦艺术与科技融合，展示 AI 等技术在创意领域的应用与探索。</w:t>
       </w:r>
     </w:p>
     <w:sectPr>
